--- a/user_documentation.docx
+++ b/user_documentation.docx
@@ -707,6 +707,141 @@
           <w:color w:val="1F2937"/>
         </w:rPr>
         <w:t xml:space="preserve"> — Calculates local mouse coordinate tracking to display hover radial gradient lighting.</w:t>
+      </w:r>
+    </w:p>
+    <w:p>
+      <w:pPr>
+        <w:pStyle w:val="ListBullet"/>
+        <w:spacing w:before="0" w:after="80" w:line="276" w:lineRule="auto"/>
+      </w:pPr>
+      <w:r>
+        <w:rPr>
+          <w:b/>
+          <w:color w:val="1F2937"/>
+        </w:rPr>
+        <w:t>Global State Context</w:t>
+      </w:r>
+      <w:r>
+        <w:rPr>
+          <w:rFonts w:ascii="Consolas" w:hAnsi="Consolas"/>
+          <w:color w:val="64748B"/>
+          <w:sz w:val="19"/>
+        </w:rPr>
+        <w:t xml:space="preserve"> (app/context/AppContext.tsx)</w:t>
+      </w:r>
+      <w:r>
+        <w:rPr>
+          <w:color w:val="1F2937"/>
+        </w:rPr>
+        <w:t xml:space="preserve"> — Manages the active theme (dark/light) and language (en/id), exposing preferences and the translation helper.</w:t>
+      </w:r>
+    </w:p>
+    <w:p>
+      <w:pPr>
+        <w:pStyle w:val="ListBullet"/>
+        <w:spacing w:before="0" w:after="80" w:line="276" w:lineRule="auto"/>
+      </w:pPr>
+      <w:r>
+        <w:rPr>
+          <w:b/>
+          <w:color w:val="1F2937"/>
+        </w:rPr>
+        <w:t>Translation Dictionary</w:t>
+      </w:r>
+      <w:r>
+        <w:rPr>
+          <w:rFonts w:ascii="Consolas" w:hAnsi="Consolas"/>
+          <w:color w:val="64748B"/>
+          <w:sz w:val="19"/>
+        </w:rPr>
+        <w:t xml:space="preserve"> (app/data/translations.ts)</w:t>
+      </w:r>
+      <w:r>
+        <w:rPr>
+          <w:color w:val="1F2937"/>
+        </w:rPr>
+        <w:t xml:space="preserve"> — Stores localized UI strings and structured data sets for English and Indonesian.</w:t>
+      </w:r>
+    </w:p>
+    <w:p>
+      <w:pPr>
+        <w:pStyle w:val="ListBullet"/>
+        <w:spacing w:before="0" w:after="80" w:line="276" w:lineRule="auto"/>
+      </w:pPr>
+      <w:r>
+        <w:rPr>
+          <w:b/>
+          <w:color w:val="1F2937"/>
+        </w:rPr>
+        <w:t>Playwright E2E Spec</w:t>
+      </w:r>
+      <w:r>
+        <w:rPr>
+          <w:rFonts w:ascii="Consolas" w:hAnsi="Consolas"/>
+          <w:color w:val="64748B"/>
+          <w:sz w:val="19"/>
+        </w:rPr>
+        <w:t xml:space="preserve"> (e2e/portfolio.spec.ts)</w:t>
+      </w:r>
+      <w:r>
+        <w:rPr>
+          <w:color w:val="1F2937"/>
+        </w:rPr>
+        <w:t xml:space="preserve"> — Automated test script validating the main features (theme, language, forms).</w:t>
+      </w:r>
+    </w:p>
+    <w:p>
+      <w:pPr>
+        <w:pStyle w:val="ListBullet"/>
+        <w:spacing w:before="0" w:after="80" w:line="276" w:lineRule="auto"/>
+      </w:pPr>
+      <w:r>
+        <w:rPr>
+          <w:b/>
+          <w:color w:val="1F2937"/>
+        </w:rPr>
+        <w:t>Playwright Config</w:t>
+      </w:r>
+      <w:r>
+        <w:rPr>
+          <w:rFonts w:ascii="Consolas" w:hAnsi="Consolas"/>
+          <w:color w:val="64748B"/>
+          <w:sz w:val="19"/>
+        </w:rPr>
+        <w:t xml:space="preserve"> (playwright.config.ts)</w:t>
+      </w:r>
+      <w:r>
+        <w:rPr>
+          <w:color w:val="1F2937"/>
+        </w:rPr>
+        <w:t xml:space="preserve"> — Sets up local testing server and headless chrome capabilities.</w:t>
+      </w:r>
+    </w:p>
+    <w:p>
+      <w:pPr>
+        <w:pStyle w:val="ListBullet"/>
+        <w:spacing w:before="0" w:after="80" w:line="276" w:lineRule="auto"/>
+      </w:pPr>
+      <w:r>
+        <w:rPr>
+          <w:b/>
+          <w:color w:val="1F2937"/>
+        </w:rPr>
+        <w:t>GitHub Actions CI Flow</w:t>
+      </w:r>
+      <w:r>
+        <w:rPr>
+          <w:rFonts w:ascii="Consolas" w:hAnsi="Consolas"/>
+          <w:color w:val="64748B"/>
+          <w:sz w:val="19"/>
+        </w:rPr>
+        <w:t xml:space="preserve"> (.github/workflows/playwright.yml)</w:t>
+      </w:r>
+      <w:r>
+        <w:rPr>
+          <w:color w:val="1F2937"/>
+        </w:rPr>
+        <w:t xml:space="preserve"> — Runs automated E2E tests on every branch push or pull request to GitHub.</w:t>
       </w:r>
     </w:p>
     <w:p>
@@ -1810,6 +1945,319 @@
       </w:pPr>
     </w:p>
     <w:p>
+      <w:pPr>
+        <w:keepNext/>
+        <w:spacing w:before="240" w:after="120" w:line="276" w:lineRule="auto"/>
+        <w:jc w:val="left"/>
+      </w:pPr>
+      <w:r>
+        <w:rPr>
+          <w:rFonts w:ascii="Calibri" w:hAnsi="Calibri"/>
+          <w:b/>
+          <w:i w:val="0"/>
+          <w:color w:val="06B6D4"/>
+          <w:sz w:val="28"/>
+        </w:rPr>
+        <w:t>3.8 Customizing English &amp; Indonesian Translations</w:t>
+      </w:r>
+    </w:p>
+    <w:p>
+      <w:pPr>
+        <w:spacing w:before="0" w:after="160" w:line="276" w:lineRule="auto"/>
+        <w:jc w:val="left"/>
+      </w:pPr>
+      <w:r>
+        <w:rPr>
+          <w:rFonts w:ascii="Calibri" w:hAnsi="Calibri"/>
+          <w:b w:val="0"/>
+          <w:i w:val="0"/>
+          <w:color w:val="1F2937"/>
+          <w:sz w:val="22"/>
+        </w:rPr>
+        <w:t xml:space="preserve">All textual content and items are managed dynamically in </w:t>
+      </w:r>
+      <w:r>
+        <w:rPr>
+          <w:rFonts w:ascii="Consolas" w:hAnsi="Consolas"/>
+          <w:b/>
+          <w:i w:val="0"/>
+          <w:color w:val="64748B"/>
+          <w:sz w:val="19"/>
+        </w:rPr>
+        <w:t>app/data/translations.ts</w:t>
+      </w:r>
+      <w:r>
+        <w:rPr>
+          <w:rFonts w:ascii="Calibri" w:hAnsi="Calibri"/>
+          <w:b w:val="0"/>
+          <w:i w:val="0"/>
+          <w:color w:val="1F2937"/>
+          <w:sz w:val="22"/>
+        </w:rPr>
+        <w:t>. This central dictionary handles both English (</w:t>
+      </w:r>
+      <w:r>
+        <w:rPr>
+          <w:rFonts w:ascii="Calibri" w:hAnsi="Calibri"/>
+          <w:b/>
+          <w:i w:val="0"/>
+          <w:color w:val="1F2937"/>
+          <w:sz w:val="22"/>
+        </w:rPr>
+        <w:t>en</w:t>
+      </w:r>
+      <w:r>
+        <w:rPr>
+          <w:rFonts w:ascii="Calibri" w:hAnsi="Calibri"/>
+          <w:b w:val="0"/>
+          <w:i w:val="0"/>
+          <w:color w:val="1F2937"/>
+          <w:sz w:val="22"/>
+        </w:rPr>
+        <w:t>) and Indonesian (</w:t>
+      </w:r>
+      <w:r>
+        <w:rPr>
+          <w:rFonts w:ascii="Calibri" w:hAnsi="Calibri"/>
+          <w:b/>
+          <w:i w:val="0"/>
+          <w:color w:val="1F2937"/>
+          <w:sz w:val="22"/>
+        </w:rPr>
+        <w:t>id</w:t>
+      </w:r>
+      <w:r>
+        <w:rPr>
+          <w:rFonts w:ascii="Calibri" w:hAnsi="Calibri"/>
+          <w:b w:val="0"/>
+          <w:i w:val="0"/>
+          <w:color w:val="1F2937"/>
+          <w:sz w:val="22"/>
+        </w:rPr>
+        <w:t>) versions. To customize descriptions or headings, edit the properties inside the respective language keys:</w:t>
+      </w:r>
+    </w:p>
+    <w:tbl>
+      <w:tblPr>
+        <w:tblW w:type="auto" w:w="0"/>
+        <w:tblLayout w:type="fixed"/>
+        <w:tblLook w:firstColumn="1" w:firstRow="1" w:lastColumn="0" w:lastRow="0" w:noHBand="0" w:noVBand="1" w:val="04A0"/>
+      </w:tblPr>
+      <w:tblGrid>
+        <w:gridCol w:w="9360"/>
+      </w:tblGrid>
+      <w:tr>
+        <w:tc>
+          <w:tcPr>
+            <w:tcW w:type="dxa" w:w="9360"/>
+            <w:shd w:fill="F8FAFC"/>
+            <w:tcBorders>
+              <w:top w:val="single" w:sz="4" w:space="0" w:color="E5E7EB"/>
+              <w:left w:val="single" w:sz="8" w:space="0" w:color="64748B"/>
+              <w:bottom w:val="single" w:sz="4" w:space="0" w:color="E5E7EB"/>
+              <w:right w:val="single" w:sz="4" w:space="0" w:color="E5E7EB"/>
+            </w:tcBorders>
+          </w:tcPr>
+          <w:p>
+            <w:pPr>
+              <w:spacing w:before="120" w:after="120" w:line="252" w:lineRule="auto"/>
+            </w:pPr>
+            <w:r>
+              <w:rPr>
+                <w:rFonts w:ascii="Consolas" w:hAnsi="Consolas"/>
+                <w:color w:val="0F172A"/>
+                <w:sz w:val="18"/>
+              </w:rPr>
+              <w:t>export const TRANSLATIONS = {</w:t>
+              <w:br/>
+              <w:t xml:space="preserve">  en: {</w:t>
+              <w:br/>
+              <w:t xml:space="preserve">    hero: {</w:t>
+              <w:br/>
+              <w:t xml:space="preserve">      greeting: "Hi, I am",</w:t>
+              <w:br/>
+              <w:t xml:space="preserve">      description: "I build responsive, high-performance web applications...",</w:t>
+              <w:br/>
+              <w:t xml:space="preserve">    },</w:t>
+              <w:br/>
+              <w:t xml:space="preserve">  },</w:t>
+              <w:br/>
+              <w:t xml:space="preserve">  id: {</w:t>
+              <w:br/>
+              <w:t xml:space="preserve">    hero: {</w:t>
+              <w:br/>
+              <w:t xml:space="preserve">      greeting: "Halo, saya",</w:t>
+              <w:br/>
+              <w:t xml:space="preserve">      description: "Saya membangun aplikasi web yang responsif...",</w:t>
+              <w:br/>
+              <w:t xml:space="preserve">    },</w:t>
+              <w:br/>
+              <w:t xml:space="preserve">  },</w:t>
+              <w:br/>
+              <w:t>};</w:t>
+            </w:r>
+          </w:p>
+        </w:tc>
+      </w:tr>
+    </w:tbl>
+    <w:p>
+      <w:pPr>
+        <w:spacing w:before="0" w:after="160" w:line="276" w:lineRule="auto"/>
+        <w:jc w:val="left"/>
+      </w:pPr>
+    </w:p>
+    <w:p>
+      <w:pPr>
+        <w:keepNext/>
+        <w:spacing w:before="240" w:after="120" w:line="276" w:lineRule="auto"/>
+        <w:jc w:val="left"/>
+      </w:pPr>
+      <w:r>
+        <w:rPr>
+          <w:rFonts w:ascii="Calibri" w:hAnsi="Calibri"/>
+          <w:b/>
+          <w:i w:val="0"/>
+          <w:color w:val="06B6D4"/>
+          <w:sz w:val="28"/>
+        </w:rPr>
+        <w:t>3.9 Configuring Custom Theme Colors</w:t>
+      </w:r>
+    </w:p>
+    <w:p>
+      <w:pPr>
+        <w:spacing w:before="0" w:after="160" w:line="276" w:lineRule="auto"/>
+        <w:jc w:val="left"/>
+      </w:pPr>
+      <w:r>
+        <w:rPr>
+          <w:rFonts w:ascii="Calibri" w:hAnsi="Calibri"/>
+          <w:b w:val="0"/>
+          <w:i w:val="0"/>
+          <w:color w:val="1F2937"/>
+          <w:sz w:val="22"/>
+        </w:rPr>
+        <w:t xml:space="preserve">Color palettes are controlled via theme variables in </w:t>
+      </w:r>
+      <w:r>
+        <w:rPr>
+          <w:rFonts w:ascii="Consolas" w:hAnsi="Consolas"/>
+          <w:b/>
+          <w:i w:val="0"/>
+          <w:color w:val="64748B"/>
+          <w:sz w:val="19"/>
+        </w:rPr>
+        <w:t>app/globals.css</w:t>
+      </w:r>
+      <w:r>
+        <w:rPr>
+          <w:rFonts w:ascii="Calibri" w:hAnsi="Calibri"/>
+          <w:b w:val="0"/>
+          <w:i w:val="0"/>
+          <w:color w:val="1F2937"/>
+          <w:sz w:val="22"/>
+        </w:rPr>
+        <w:t xml:space="preserve">. Adjusting variables within the </w:t>
+      </w:r>
+      <w:r>
+        <w:rPr>
+          <w:rFonts w:ascii="Consolas" w:hAnsi="Consolas"/>
+          <w:b/>
+          <w:i w:val="0"/>
+          <w:color w:val="1F2937"/>
+          <w:sz w:val="19"/>
+        </w:rPr>
+        <w:t>:root</w:t>
+      </w:r>
+      <w:r>
+        <w:rPr>
+          <w:rFonts w:ascii="Calibri" w:hAnsi="Calibri"/>
+          <w:b w:val="0"/>
+          <w:i w:val="0"/>
+          <w:color w:val="1F2937"/>
+          <w:sz w:val="22"/>
+        </w:rPr>
+        <w:t xml:space="preserve"> block applies to Dark Mode (default). Adjusting values within the </w:t>
+      </w:r>
+      <w:r>
+        <w:rPr>
+          <w:rFonts w:ascii="Consolas" w:hAnsi="Consolas"/>
+          <w:b/>
+          <w:i w:val="0"/>
+          <w:color w:val="1F2937"/>
+          <w:sz w:val="19"/>
+        </w:rPr>
+        <w:t>.light</w:t>
+      </w:r>
+      <w:r>
+        <w:rPr>
+          <w:rFonts w:ascii="Calibri" w:hAnsi="Calibri"/>
+          <w:b w:val="0"/>
+          <w:i w:val="0"/>
+          <w:color w:val="1F2937"/>
+          <w:sz w:val="22"/>
+        </w:rPr>
+        <w:t xml:space="preserve"> block applies to Light Mode:</w:t>
+      </w:r>
+    </w:p>
+    <w:tbl>
+      <w:tblPr>
+        <w:tblW w:type="auto" w:w="0"/>
+        <w:tblLayout w:type="fixed"/>
+        <w:tblLook w:firstColumn="1" w:firstRow="1" w:lastColumn="0" w:lastRow="0" w:noHBand="0" w:noVBand="1" w:val="04A0"/>
+      </w:tblPr>
+      <w:tblGrid>
+        <w:gridCol w:w="9360"/>
+      </w:tblGrid>
+      <w:tr>
+        <w:tc>
+          <w:tcPr>
+            <w:tcW w:type="dxa" w:w="9360"/>
+            <w:shd w:fill="F8FAFC"/>
+            <w:tcBorders>
+              <w:top w:val="single" w:sz="4" w:space="0" w:color="E5E7EB"/>
+              <w:left w:val="single" w:sz="8" w:space="0" w:color="64748B"/>
+              <w:bottom w:val="single" w:sz="4" w:space="0" w:color="E5E7EB"/>
+              <w:right w:val="single" w:sz="4" w:space="0" w:color="E5E7EB"/>
+            </w:tcBorders>
+          </w:tcPr>
+          <w:p>
+            <w:pPr>
+              <w:spacing w:before="120" w:after="120" w:line="252" w:lineRule="auto"/>
+            </w:pPr>
+            <w:r>
+              <w:rPr>
+                <w:rFonts w:ascii="Consolas" w:hAnsi="Consolas"/>
+                <w:color w:val="0F172A"/>
+                <w:sz w:val="18"/>
+              </w:rPr>
+              <w:t>:root {</w:t>
+              <w:br/>
+              <w:t xml:space="preserve">  --bg-primary: #070410;       /* Dark background */</w:t>
+              <w:br/>
+              <w:t xml:space="preserve">  --purple-brand: #a855f7;     /* Neon purple accent */</w:t>
+              <w:br/>
+              <w:t>}</w:t>
+              <w:br/>
+              <w:br/>
+              <w:t>.light {</w:t>
+              <w:br/>
+              <w:t xml:space="preserve">  --bg-primary: #f8fafc;       /* Slate-light background */</w:t>
+              <w:br/>
+              <w:t xml:space="preserve">  --purple-brand: #6366f1;     /* Subdued indigo accent */</w:t>
+              <w:br/>
+              <w:t>}</w:t>
+            </w:r>
+          </w:p>
+        </w:tc>
+      </w:tr>
+    </w:tbl>
+    <w:p>
+      <w:pPr>
+        <w:spacing w:before="0" w:after="160" w:line="276" w:lineRule="auto"/>
+        <w:jc w:val="left"/>
+      </w:pPr>
+    </w:p>
+    <w:p>
       <w:r>
         <w:br w:type="page"/>
       </w:r>
@@ -2111,6 +2559,142 @@
         <w:spacing w:before="0" w:after="160" w:line="276" w:lineRule="auto"/>
         <w:jc w:val="left"/>
       </w:pPr>
+    </w:p>
+    <w:p>
+      <w:pPr>
+        <w:keepNext/>
+        <w:spacing w:before="240" w:after="120" w:line="276" w:lineRule="auto"/>
+        <w:jc w:val="left"/>
+      </w:pPr>
+      <w:r>
+        <w:rPr>
+          <w:rFonts w:ascii="Calibri" w:hAnsi="Calibri"/>
+          <w:b/>
+          <w:i w:val="0"/>
+          <w:color w:val="06B6D4"/>
+          <w:sz w:val="28"/>
+        </w:rPr>
+        <w:t>4.3 Automated End-to-End Testing (Playwright)</w:t>
+      </w:r>
+    </w:p>
+    <w:p>
+      <w:pPr>
+        <w:spacing w:before="0" w:after="160" w:line="276" w:lineRule="auto"/>
+        <w:jc w:val="left"/>
+      </w:pPr>
+      <w:r>
+        <w:rPr>
+          <w:rFonts w:ascii="Calibri" w:hAnsi="Calibri"/>
+          <w:b w:val="0"/>
+          <w:i w:val="0"/>
+          <w:color w:val="1F2937"/>
+          <w:sz w:val="22"/>
+        </w:rPr>
+        <w:t>An automated E2E testing suite has been configured using Playwright. This suite acts like a real user, launching a real browser (Chromium) to click language and theme togglers and test form input validations. To run the automated tests:</w:t>
+      </w:r>
+    </w:p>
+    <w:tbl>
+      <w:tblPr>
+        <w:tblW w:type="auto" w:w="0"/>
+        <w:tblLayout w:type="fixed"/>
+        <w:tblLook w:firstColumn="1" w:firstRow="1" w:lastColumn="0" w:lastRow="0" w:noHBand="0" w:noVBand="1" w:val="04A0"/>
+      </w:tblPr>
+      <w:tblGrid>
+        <w:gridCol w:w="9360"/>
+      </w:tblGrid>
+      <w:tr>
+        <w:tc>
+          <w:tcPr>
+            <w:tcW w:type="dxa" w:w="9360"/>
+            <w:shd w:fill="F8FAFC"/>
+            <w:tcBorders>
+              <w:top w:val="single" w:sz="4" w:space="0" w:color="E5E7EB"/>
+              <w:left w:val="single" w:sz="8" w:space="0" w:color="64748B"/>
+              <w:bottom w:val="single" w:sz="4" w:space="0" w:color="E5E7EB"/>
+              <w:right w:val="single" w:sz="4" w:space="0" w:color="E5E7EB"/>
+            </w:tcBorders>
+          </w:tcPr>
+          <w:p>
+            <w:pPr>
+              <w:spacing w:before="120" w:after="120" w:line="252" w:lineRule="auto"/>
+            </w:pPr>
+            <w:r>
+              <w:rPr>
+                <w:rFonts w:ascii="Consolas" w:hAnsi="Consolas"/>
+                <w:color w:val="0F172A"/>
+                <w:sz w:val="18"/>
+              </w:rPr>
+              <w:t># 1. Run local headless test run (fast checks)</w:t>
+              <w:br/>
+              <w:t>npm run test:e2e</w:t>
+              <w:br/>
+              <w:br/>
+              <w:t># 2. Run interactive Playwright UI mode (browser visualization)</w:t>
+              <w:br/>
+              <w:t>npm run test:e2e:ui</w:t>
+            </w:r>
+          </w:p>
+        </w:tc>
+      </w:tr>
+    </w:tbl>
+    <w:p>
+      <w:pPr>
+        <w:spacing w:before="0" w:after="160" w:line="276" w:lineRule="auto"/>
+        <w:jc w:val="left"/>
+      </w:pPr>
+    </w:p>
+    <w:p>
+      <w:pPr>
+        <w:keepNext/>
+        <w:spacing w:before="240" w:after="120" w:line="276" w:lineRule="auto"/>
+        <w:jc w:val="left"/>
+      </w:pPr>
+      <w:r>
+        <w:rPr>
+          <w:rFonts w:ascii="Calibri" w:hAnsi="Calibri"/>
+          <w:b/>
+          <w:i w:val="0"/>
+          <w:color w:val="06B6D4"/>
+          <w:sz w:val="28"/>
+        </w:rPr>
+        <w:t>4.4 Continuous Integration CI/CD Pipeline</w:t>
+      </w:r>
+    </w:p>
+    <w:p>
+      <w:pPr>
+        <w:spacing w:before="0" w:after="160" w:line="276" w:lineRule="auto"/>
+        <w:jc w:val="left"/>
+      </w:pPr>
+      <w:r>
+        <w:rPr>
+          <w:rFonts w:ascii="Calibri" w:hAnsi="Calibri"/>
+          <w:b w:val="0"/>
+          <w:i w:val="0"/>
+          <w:color w:val="1F2937"/>
+          <w:sz w:val="22"/>
+        </w:rPr>
+        <w:t xml:space="preserve">A CI workflow is registered at </w:t>
+      </w:r>
+      <w:r>
+        <w:rPr>
+          <w:rFonts w:ascii="Consolas" w:hAnsi="Consolas"/>
+          <w:b/>
+          <w:i w:val="0"/>
+          <w:color w:val="64748B"/>
+          <w:sz w:val="19"/>
+        </w:rPr>
+        <w:t>.github/workflows/playwright.yml</w:t>
+      </w:r>
+      <w:r>
+        <w:rPr>
+          <w:rFonts w:ascii="Calibri" w:hAnsi="Calibri"/>
+          <w:b w:val="0"/>
+          <w:i w:val="0"/>
+          <w:color w:val="1F2937"/>
+          <w:sz w:val="22"/>
+        </w:rPr>
+        <w:t>. This automatically installs all project packages and browser dependencies, builds the production code, and runs E2E tests on every branch push or pull request to GitHub. If any flow tests fail, the deployment is blocked to protect the production live site.</w:t>
+      </w:r>
     </w:p>
     <w:sectPr>
       <w:pgSz w:w="12240" w:h="15840"/>
